--- a/templates/files/personal-guaranty.docx
+++ b/templates/files/personal-guaranty.docx
@@ -187,10 +187,33 @@
       </w:pPr>
       <w:r>
         <w:rPr>
+          <w:color w:val="475569"/>
           <w:sz w:val="18"/>
+        </w:rPr>
+        <w:t xml:space="preserve">Guarantor signature</w:t>
+      </w:r>
+    </w:p>
+    <w:p>
+      <w:pPr>
+        <w:tabs>
+          <w:tab w:val="right" w:leader="underscore" w:pos="9360"/>
+        </w:tabs>
+        <w:spacing w:before="360" w:after="0"/>
+      </w:pPr>
+      <w:r>
+        <w:tab/>
+      </w:r>
+    </w:p>
+    <w:p>
+      <w:pPr>
+        <w:spacing w:after="120"/>
+      </w:pPr>
+      <w:r>
+        <w:rPr>
           <w:color w:val="475569"/>
-        </w:rPr>
-        <w:t xml:space="preserve">Guarantor signature</w:t>
+          <w:sz w:val="18"/>
+        </w:rPr>
+        <w:t xml:space="preserve">Printed name</w:t>
       </w:r>
     </w:p>
     <w:p>
@@ -210,64 +233,41 @@
       </w:pPr>
       <w:r>
         <w:rPr>
+          <w:color w:val="475569"/>
           <w:sz w:val="18"/>
+        </w:rPr>
+        <w:t xml:space="preserve">Date (MM/DD/YYYY)</w:t>
+      </w:r>
+    </w:p>
+    <w:p>
+      <w:pPr>
+        <w:tabs>
+          <w:tab w:val="right" w:leader="underscore" w:pos="9360"/>
+        </w:tabs>
+        <w:spacing w:before="360" w:after="0"/>
+      </w:pPr>
+      <w:r>
+        <w:tab/>
+      </w:r>
+    </w:p>
+    <w:p>
+      <w:pPr>
+        <w:spacing w:after="120"/>
+      </w:pPr>
+      <w:r>
+        <w:rPr>
           <w:color w:val="475569"/>
-        </w:rPr>
-        <w:t xml:space="preserve">Printed name</w:t>
-      </w:r>
-    </w:p>
-    <w:p>
-      <w:pPr>
-        <w:tabs>
-          <w:tab w:val="right" w:leader="underscore" w:pos="9360"/>
-        </w:tabs>
-        <w:spacing w:before="360" w:after="0"/>
-      </w:pPr>
-      <w:r>
-        <w:tab/>
-      </w:r>
-    </w:p>
-    <w:p>
-      <w:pPr>
-        <w:spacing w:after="120"/>
-      </w:pPr>
-      <w:r>
-        <w:rPr>
           <w:sz w:val="18"/>
-          <w:color w:val="475569"/>
-        </w:rPr>
-        <w:t xml:space="preserve">Date (MM/DD/YYYY)</w:t>
-      </w:r>
-    </w:p>
-    <w:p>
-      <w:pPr>
-        <w:tabs>
-          <w:tab w:val="right" w:leader="underscore" w:pos="9360"/>
-        </w:tabs>
-        <w:spacing w:before="360" w:after="0"/>
-      </w:pPr>
-      <w:r>
-        <w:tab/>
-      </w:r>
-    </w:p>
-    <w:p>
-      <w:pPr>
-        <w:spacing w:after="120"/>
-      </w:pPr>
-      <w:r>
-        <w:rPr>
-          <w:sz w:val="18"/>
-          <w:color w:val="475569"/>
         </w:rPr>
         <w:t xml:space="preserve">Witness or notary, if your counsel requires one</w:t>
       </w:r>
     </w:p>
     <w:p>
       <w:pPr>
-        <w:spacing w:before="360"/>
         <w:pBdr>
           <w:top w:val="single" w:sz="4" w:space="6" w:color="CBD5E1"/>
         </w:pBdr>
+        <w:spacing w:before="360"/>
       </w:pPr>
       <w:r>
         <w:rPr>
@@ -280,8 +280,8 @@
     <w:p>
       <w:r>
         <w:rPr>
+          <w:color w:val="64748B"/>
           <w:sz w:val="16"/>
-          <w:color w:val="64748B"/>
         </w:rPr>
         <w:t xml:space="preserve">Free template from ShelfSpace · shelfspace.pro/templates/personal-guaranty</w:t>
       </w:r>
